--- a/tailored_resumes/greenhouse-alphasenseindia-8899630002.docx
+++ b/tailored_resumes/greenhouse-alphasenseindia-8899630002.docx
@@ -25,7 +25,7 @@
     </w:p>
     <w:p>
       <w:r>
-        <w:t>Entry-level Data Analyst with strong foundational skills in Excel, SQL, Database Design, and Python. Proven ability to classify datasets, analyze data for business conclusions, and build visualizations through hands-on analytics simulation and technical coursework. Detail-oriented candidate eager to support entity data quality, data mapping, and analysis as a Product Content Analyst.</w:t>
+        <w:t>Detail-oriented Data Analyst with a background in Electronics and Communication Engineering and hands-on experience in data classification and visualization. Proven ability to analyze complex datasets using Excel and Tableau to ensure data accuracy and support product-driven insights.</w:t>
       </w:r>
     </w:p>
     <w:p>
@@ -38,7 +38,7 @@
     </w:p>
     <w:p>
       <w:r>
-        <w:t>Excel, SQL, Database Design, Data Visualization, Query Optimization, Python, Tableau</w:t>
+        <w:t>Excel, Data Visualization, Database Design, Python, SQL, Data Analysis</w:t>
       </w:r>
     </w:p>
     <w:p>
@@ -62,7 +62,7 @@
         <w:pStyle w:val="ListBullet"/>
       </w:pPr>
       <w:r>
-        <w:t>Utilized Excel to classify structured data and derive business conclusions during a Deloitte data analytics and forensic technology simulation.</w:t>
+        <w:t>Utilized Excel to classify complex datasets and draw actionable business conclusions, ensuring data accuracy and completeness.</w:t>
       </w:r>
     </w:p>
     <w:p>
@@ -70,7 +70,7 @@
         <w:pStyle w:val="ListBullet"/>
       </w:pPr>
       <w:r>
-        <w:t>Created interactive data dashboards using Tableau to visualize complex analytical findings.</w:t>
+        <w:t>Developed a data dashboard using Tableau to visualize trends and support data-driven reporting.</w:t>
       </w:r>
     </w:p>
     <w:p>
@@ -78,7 +78,7 @@
         <w:pStyle w:val="ListBullet"/>
       </w:pPr>
       <w:r>
-        <w:t>Analyzed forensic technology data to identify patterns and ensure data accuracy.</w:t>
+        <w:t>Completed a Deloitte simulation focused on data analysis and forensic technology, identifying and resolving data discrepancies.</w:t>
       </w:r>
     </w:p>
     <w:p>
@@ -110,7 +110,7 @@
         <w:pStyle w:val="ListBullet"/>
       </w:pPr>
       <w:r>
-        <w:t>Identified and resolved system verification issues to improve design reliability and detect structural risks.</w:t>
+        <w:t>Identified and resolved complex technical issues in SoC designs, demonstrating strong analytical and troubleshooting abilities to improve reliability.</w:t>
       </w:r>
     </w:p>
     <w:p>
@@ -118,7 +118,7 @@
         <w:pStyle w:val="ListBullet"/>
       </w:pPr>
       <w:r>
-        <w:t>Implemented rigorous testing and verification strategies using technical tools to minimize errors.</w:t>
+        <w:t>Conducted research and prepared materials on digital fraud prevention, showcasing effective communication and documentation skills.</w:t>
       </w:r>
     </w:p>
     <w:p>
@@ -126,7 +126,7 @@
         <w:pStyle w:val="ListBullet"/>
       </w:pPr>
       <w:r>
-        <w:t>Prepared structured documentation and presentation materials to effectively communicate technical concepts.</w:t>
+        <w:t>Implemented verification strategies to detect risks and ensure structural integrity, applicable to maintaining clean and structured entity databases.</w:t>
       </w:r>
     </w:p>
     <w:p>
